--- a/docpac_25200226/docpac_25200226.docx
+++ b/docpac_25200226/docpac_25200226.docx
@@ -430,7 +430,12 @@
               </w:numPr>
             </w:pPr>
             <w:r>
-              <w:t>Students in company need to check the Job Openings as per the “Get Hired” assignment.</w:t>
+              <w:t>Students in company need to check the Job Openings as per the “G</w:t>
+            </w:r>
+            <w:bookmarkStart w:id="0" w:name="_GoBack"/>
+            <w:bookmarkEnd w:id="0"/>
+            <w:r>
+              <w:t>et Hired” assignment.</w:t>
             </w:r>
           </w:p>
           <w:p>
@@ -869,12 +874,24 @@
       </w:r>
       <w:proofErr w:type="spellEnd"/>
       <w:r>
-        <w:t xml:space="preserve"> Certification, and you have your CIW Readiness Score at or above 80%, you must take the CIW Exam on Friday.</w:t>
+        <w:t xml:space="preserve"> Certification, and you have your CIW Readiness Score at or above </w:t>
+      </w:r>
+      <w:r>
+        <w:t>90</w:t>
+      </w:r>
+      <w:r>
+        <w:t>%, you must take the CIW Exam on Friday.</w:t>
       </w:r>
     </w:p>
     <w:p>
       <w:r>
-        <w:t xml:space="preserve">If you do not have a Readiness Score of 80% or higher, and do not have your CIW </w:t>
+        <w:t xml:space="preserve">If you do not have a Readiness Score of </w:t>
+      </w:r>
+      <w:r>
+        <w:t>90</w:t>
+      </w:r>
+      <w:r>
+        <w:t xml:space="preserve">% or higher, and do not have your CIW </w:t>
       </w:r>
       <w:proofErr w:type="spellStart"/>
       <w:r>
@@ -882,7 +899,13 @@
       </w:r>
       <w:proofErr w:type="spellEnd"/>
       <w:r>
-        <w:t xml:space="preserve"> Certification, you will receive a 0 for this assignment. You must raise your Readiness Score above 80% and reschedule the Exam.</w:t>
+        <w:t xml:space="preserve"> Certification, you will receive a 0 for this assignment. You must raise your Readiness Score above </w:t>
+      </w:r>
+      <w:r>
+        <w:t>90</w:t>
+      </w:r>
+      <w:r>
+        <w:t>% and reschedule the Exam.</w:t>
       </w:r>
     </w:p>
     <w:p>
@@ -1813,15 +1836,7 @@
         <w:rPr>
           <w:b/>
         </w:rPr>
-        <w:t>What is the log</w:t>
-      </w:r>
-      <w:bookmarkStart w:id="0" w:name="_GoBack"/>
-      <w:bookmarkEnd w:id="0"/>
-      <w:r>
-        <w:rPr>
-          <w:b/>
-        </w:rPr>
-        <w:t>ical validity of this statement: “</w:t>
+        <w:t>What is the logical validity of this statement: “</w:t>
       </w:r>
       <w:r>
         <w:rPr>
@@ -8744,9 +8759,12 @@
 </file>
 
 <file path=customXml/item1.xml><?xml version="1.0" encoding="utf-8"?>
-<p:properties xmlns:p="http://schemas.microsoft.com/office/2006/metadata/properties" xmlns:xsi="http://www.w3.org/2001/XMLSchema-instance" xmlns:pc="http://schemas.microsoft.com/office/infopath/2007/PartnerControls">
-  <documentManagement/>
-</p:properties>
+<?mso-contentType ?>
+<FormTemplates xmlns="http://schemas.microsoft.com/sharepoint/v3/contenttype/forms">
+  <Display>DocumentLibraryForm</Display>
+  <Edit>DocumentLibraryForm</Edit>
+  <New>DocumentLibraryForm</New>
+</FormTemplates>
 </file>
 
 <file path=customXml/item2.xml><?xml version="1.0" encoding="utf-8"?>
@@ -8979,12 +8997,9 @@
 </file>
 
 <file path=customXml/item3.xml><?xml version="1.0" encoding="utf-8"?>
-<?mso-contentType ?>
-<FormTemplates xmlns="http://schemas.microsoft.com/sharepoint/v3/contenttype/forms">
-  <Display>DocumentLibraryForm</Display>
-  <Edit>DocumentLibraryForm</Edit>
-  <New>DocumentLibraryForm</New>
-</FormTemplates>
+<p:properties xmlns:p="http://schemas.microsoft.com/office/2006/metadata/properties" xmlns:xsi="http://www.w3.org/2001/XMLSchema-instance" xmlns:pc="http://schemas.microsoft.com/office/infopath/2007/PartnerControls">
+  <documentManagement/>
+</p:properties>
 </file>
 
 <file path=customXml/item4.xml><?xml version="1.0" encoding="utf-8"?>
@@ -8992,10 +9007,9 @@
 </file>
 
 <file path=customXml/itemProps1.xml><?xml version="1.0" encoding="utf-8"?>
-<ds:datastoreItem xmlns:ds="http://schemas.openxmlformats.org/officeDocument/2006/customXml" ds:itemID="{1A5F5AF1-B05B-4704-B970-F66948F444EC}">
+<ds:datastoreItem xmlns:ds="http://schemas.openxmlformats.org/officeDocument/2006/customXml" ds:itemID="{7BFD71E4-33D5-445D-9CFC-21F1C7989C0E}">
   <ds:schemaRefs>
-    <ds:schemaRef ds:uri="http://schemas.microsoft.com/office/2006/metadata/properties"/>
-    <ds:schemaRef ds:uri="http://schemas.microsoft.com/office/infopath/2007/PartnerControls"/>
+    <ds:schemaRef ds:uri="http://schemas.microsoft.com/sharepoint/v3/contenttype/forms"/>
   </ds:schemaRefs>
 </ds:datastoreItem>
 </file>
@@ -9020,15 +9034,16 @@
 </file>
 
 <file path=customXml/itemProps3.xml><?xml version="1.0" encoding="utf-8"?>
-<ds:datastoreItem xmlns:ds="http://schemas.openxmlformats.org/officeDocument/2006/customXml" ds:itemID="{7BFD71E4-33D5-445D-9CFC-21F1C7989C0E}">
+<ds:datastoreItem xmlns:ds="http://schemas.openxmlformats.org/officeDocument/2006/customXml" ds:itemID="{1A5F5AF1-B05B-4704-B970-F66948F444EC}">
   <ds:schemaRefs>
-    <ds:schemaRef ds:uri="http://schemas.microsoft.com/sharepoint/v3/contenttype/forms"/>
+    <ds:schemaRef ds:uri="http://schemas.microsoft.com/office/2006/metadata/properties"/>
+    <ds:schemaRef ds:uri="http://schemas.microsoft.com/office/infopath/2007/PartnerControls"/>
   </ds:schemaRefs>
 </ds:datastoreItem>
 </file>
 
 <file path=customXml/itemProps4.xml><?xml version="1.0" encoding="utf-8"?>
-<ds:datastoreItem xmlns:ds="http://schemas.openxmlformats.org/officeDocument/2006/customXml" ds:itemID="{80C2138D-FE42-461E-AA7E-820DF3A0B1F8}">
+<ds:datastoreItem xmlns:ds="http://schemas.openxmlformats.org/officeDocument/2006/customXml" ds:itemID="{230E0646-6E99-4934-8C23-7A7CC436965E}">
   <ds:schemaRefs>
     <ds:schemaRef ds:uri="http://schemas.openxmlformats.org/officeDocument/2006/bibliography"/>
   </ds:schemaRefs>

--- a/docpac_25200226/docpac_25200226.docx
+++ b/docpac_25200226/docpac_25200226.docx
@@ -43,8 +43,10 @@
           <w:sz w:val="28"/>
           <w:szCs w:val="28"/>
         </w:rPr>
-        <w:t>4</w:t>
+        <w:t>5</w:t>
       </w:r>
+      <w:bookmarkStart w:id="0" w:name="_GoBack"/>
+      <w:bookmarkEnd w:id="0"/>
       <w:r>
         <w:rPr>
           <w:b/>
@@ -97,17 +99,7 @@
           <w:sz w:val="28"/>
           <w:szCs w:val="28"/>
         </w:rPr>
-        <w:t xml:space="preserve"> </w:t>
-      </w:r>
-      <w:proofErr w:type="gramStart"/>
-      <w:r>
-        <w:rPr>
-          <w:b/>
-          <w:i/>
-          <w:sz w:val="28"/>
-          <w:szCs w:val="28"/>
-        </w:rPr>
-        <w:t>2</w:t>
+        <w:t xml:space="preserve"> 2</w:t>
       </w:r>
       <w:r>
         <w:rPr>
@@ -127,7 +119,6 @@
         </w:rPr>
         <w:t xml:space="preserve"> ]</w:t>
       </w:r>
-      <w:proofErr w:type="gramEnd"/>
       <w:r>
         <w:rPr>
           <w:b/>
@@ -430,12 +421,7 @@
               </w:numPr>
             </w:pPr>
             <w:r>
-              <w:t>Students in company need to check the Job Openings as per the “G</w:t>
-            </w:r>
-            <w:bookmarkStart w:id="0" w:name="_GoBack"/>
-            <w:bookmarkEnd w:id="0"/>
-            <w:r>
-              <w:t>et Hired” assignment.</w:t>
+              <w:t>Students in company need to check the Job Openings as per the “Get Hired” assignment.</w:t>
             </w:r>
           </w:p>
           <w:p>
@@ -8759,12 +8745,9 @@
 </file>
 
 <file path=customXml/item1.xml><?xml version="1.0" encoding="utf-8"?>
-<?mso-contentType ?>
-<FormTemplates xmlns="http://schemas.microsoft.com/sharepoint/v3/contenttype/forms">
-  <Display>DocumentLibraryForm</Display>
-  <Edit>DocumentLibraryForm</Edit>
-  <New>DocumentLibraryForm</New>
-</FormTemplates>
+<p:properties xmlns:p="http://schemas.microsoft.com/office/2006/metadata/properties" xmlns:xsi="http://www.w3.org/2001/XMLSchema-instance" xmlns:pc="http://schemas.microsoft.com/office/infopath/2007/PartnerControls">
+  <documentManagement/>
+</p:properties>
 </file>
 
 <file path=customXml/item2.xml><?xml version="1.0" encoding="utf-8"?>
@@ -8997,9 +8980,12 @@
 </file>
 
 <file path=customXml/item3.xml><?xml version="1.0" encoding="utf-8"?>
-<p:properties xmlns:p="http://schemas.microsoft.com/office/2006/metadata/properties" xmlns:xsi="http://www.w3.org/2001/XMLSchema-instance" xmlns:pc="http://schemas.microsoft.com/office/infopath/2007/PartnerControls">
-  <documentManagement/>
-</p:properties>
+<?mso-contentType ?>
+<FormTemplates xmlns="http://schemas.microsoft.com/sharepoint/v3/contenttype/forms">
+  <Display>DocumentLibraryForm</Display>
+  <Edit>DocumentLibraryForm</Edit>
+  <New>DocumentLibraryForm</New>
+</FormTemplates>
 </file>
 
 <file path=customXml/item4.xml><?xml version="1.0" encoding="utf-8"?>
@@ -9007,9 +8993,10 @@
 </file>
 
 <file path=customXml/itemProps1.xml><?xml version="1.0" encoding="utf-8"?>
-<ds:datastoreItem xmlns:ds="http://schemas.openxmlformats.org/officeDocument/2006/customXml" ds:itemID="{7BFD71E4-33D5-445D-9CFC-21F1C7989C0E}">
+<ds:datastoreItem xmlns:ds="http://schemas.openxmlformats.org/officeDocument/2006/customXml" ds:itemID="{1A5F5AF1-B05B-4704-B970-F66948F444EC}">
   <ds:schemaRefs>
-    <ds:schemaRef ds:uri="http://schemas.microsoft.com/sharepoint/v3/contenttype/forms"/>
+    <ds:schemaRef ds:uri="http://schemas.microsoft.com/office/2006/metadata/properties"/>
+    <ds:schemaRef ds:uri="http://schemas.microsoft.com/office/infopath/2007/PartnerControls"/>
   </ds:schemaRefs>
 </ds:datastoreItem>
 </file>
@@ -9034,16 +9021,15 @@
 </file>
 
 <file path=customXml/itemProps3.xml><?xml version="1.0" encoding="utf-8"?>
-<ds:datastoreItem xmlns:ds="http://schemas.openxmlformats.org/officeDocument/2006/customXml" ds:itemID="{1A5F5AF1-B05B-4704-B970-F66948F444EC}">
+<ds:datastoreItem xmlns:ds="http://schemas.openxmlformats.org/officeDocument/2006/customXml" ds:itemID="{7BFD71E4-33D5-445D-9CFC-21F1C7989C0E}">
   <ds:schemaRefs>
-    <ds:schemaRef ds:uri="http://schemas.microsoft.com/office/2006/metadata/properties"/>
-    <ds:schemaRef ds:uri="http://schemas.microsoft.com/office/infopath/2007/PartnerControls"/>
+    <ds:schemaRef ds:uri="http://schemas.microsoft.com/sharepoint/v3/contenttype/forms"/>
   </ds:schemaRefs>
 </ds:datastoreItem>
 </file>
 
 <file path=customXml/itemProps4.xml><?xml version="1.0" encoding="utf-8"?>
-<ds:datastoreItem xmlns:ds="http://schemas.openxmlformats.org/officeDocument/2006/customXml" ds:itemID="{230E0646-6E99-4934-8C23-7A7CC436965E}">
+<ds:datastoreItem xmlns:ds="http://schemas.openxmlformats.org/officeDocument/2006/customXml" ds:itemID="{AD9DAD70-F561-49A9-91D9-C328DEA6AFA1}">
   <ds:schemaRefs>
     <ds:schemaRef ds:uri="http://schemas.openxmlformats.org/officeDocument/2006/bibliography"/>
   </ds:schemaRefs>
